--- a/LINXCO-HACKATON/plantillas/Plantilla Derecho de Peticion Ausencia de Energia Electrica (Definitiva).docx
+++ b/LINXCO-HACKATON/plantillas/Plantilla Derecho de Peticion Ausencia de Energia Electrica (Definitiva).docx
@@ -1,103 +1,683 @@
 
 <file path=word/document.xml><?xml version="1.0" encoding="utf-8"?>
-<w:document xmlns:w="http://schemas.openxmlformats.org/wordprocessingml/2006/main">
+<w:document xmlns:wpc="http://schemas.microsoft.com/office/word/2010/wordprocessingCanvas" xmlns:cx="http://schemas.microsoft.com/office/drawing/2014/chartex" xmlns:cx1="http://schemas.microsoft.com/office/drawing/2015/9/8/chartex" xmlns:cx2="http://schemas.microsoft.com/office/drawing/2015/10/21/chartex" xmlns:cx3="http://schemas.microsoft.com/office/drawing/2016/5/9/chartex" xmlns:cx4="http://schemas.microsoft.com/office/drawing/2016/5/10/chartex" xmlns:cx5="http://schemas.microsoft.com/office/drawing/2016/5/11/chartex" xmlns:cx6="http://schemas.microsoft.com/office/drawing/2016/5/12/chartex" xmlns:cx7="http://schemas.microsoft.com/office/drawing/2016/5/13/chartex" xmlns:cx8="http://schemas.microsoft.com/office/drawing/2016/5/14/chartex" xmlns:mc="http://schemas.openxmlformats.org/markup-compatibility/2006" xmlns:aink="http://schemas.microsoft.com/office/drawing/2016/ink" xmlns:am3d="http://schemas.microsoft.com/office/drawing/2017/model3d" xmlns:o="urn:schemas-microsoft-com:office:office" xmlns:r="http://schemas.openxmlformats.org/officeDocument/2006/relationships" xmlns:m="http://schemas.openxmlformats.org/officeDocument/2006/math" xmlns:v="urn:schemas-microsoft-com:vml" xmlns:wp14="http://schemas.microsoft.com/office/word/2010/wordprocessingDrawing" xmlns:wp="http://schemas.openxmlformats.org/drawingml/2006/wordprocessingDrawing" xmlns:w10="urn:schemas-microsoft-com:office:word" xmlns:w="http://schemas.openxmlformats.org/wordprocessingml/2006/main" xmlns:w14="http://schemas.microsoft.com/office/word/2010/wordml" xmlns:w15="http://schemas.microsoft.com/office/word/2012/wordml" xmlns:w16cex="http://schemas.microsoft.com/office/word/2018/wordml/cex" xmlns:w16cid="http://schemas.microsoft.com/office/word/2016/wordml/cid" xmlns:w16="http://schemas.microsoft.com/office/word/2018/wordml" xmlns:w16sdtdh="http://schemas.microsoft.com/office/word/2020/wordml/sdtdatahash" xmlns:w16se="http://schemas.microsoft.com/office/word/2015/wordml/symex" xmlns:wpg="http://schemas.microsoft.com/office/word/2010/wordprocessingGroup" xmlns:wpi="http://schemas.microsoft.com/office/word/2010/wordprocessingInk" xmlns:wne="http://schemas.microsoft.com/office/word/2006/wordml" xmlns:wps="http://schemas.microsoft.com/office/word/2010/wordprocessingShape" mc:Ignorable="w14 w15 w16se w16cid w16 w16cex w16sdtdh wp14">
   <w:body>
     <w:p>
-      <w:r>
-        <w:t xml:space="preserve">DERECHO DE PETICIÓN (Artículo 23 de la Constitución Política y Ley Estatutaria 1755 de 2015)</w:t>
-      </w:r>
-    </w:p>
-    <w:p>
-      <w:r>
-        <w:t xml:space="preserve">DESTINATARIO:</w:t>
-      </w:r>
-    </w:p>
-    <w:p>
-      <w:r>
-        <w:t xml:space="preserve">EMPRESA DE ENERGÍA DE {{ENTIDAD_DESTINATARIA}} SUPERINTENDENCIA DE SERVICIOS PÚBLICOS DOMICILIARIOS (SSPD) - (En copia para control y seguimiento) Oficina de Peticiones, Quejas y Reclamos (PQR) / Atención al Usuario {{MUNICIPIO}}</w:t>
-      </w:r>
-    </w:p>
-    <w:p>
-      <w:r>
-        <w:t xml:space="preserve">ASUNTO:</w:t>
-      </w:r>
-    </w:p>
-    <w:p>
-      <w:r>
-        <w:t xml:space="preserve">Derecho de Petición para el restablecimiento inmediato, continuidad del servicio de energía eléctrica e informe técnico por suspensión/interrupción no programada.</w:t>
-      </w:r>
-    </w:p>
-    <w:p>
-      <w:r>
-        <w:t xml:space="preserve">NIC / CÓDIGO DE CUENTA:</w:t>
-      </w:r>
-    </w:p>
-    <w:p>
-      <w:r>
-        <w:t xml:space="preserve">{{NUMERO_NIC_CONTRATO}}</w:t>
-      </w:r>
-    </w:p>
-    <w:p>
-      <w:r>
-        <w:t xml:space="preserve">DIRECCIÓN DEL PREDIO:</w:t>
-      </w:r>
-    </w:p>
-    <w:p>
-      <w:r>
-        <w:t xml:space="preserve">{{DIRECCION_NOTIFICACION}}</w:t>
-      </w:r>
-    </w:p>
-    <w:p>
-      <w:r>
-        <w:t xml:space="preserve">1. IDENTIFICACIÓN DEL PETICIONARIO</w:t>
-      </w:r>
-    </w:p>
-    <w:p>
-      <w:r>
-        <w:t xml:space="preserve">{{NOMBRE_COMPLETO}}, mayor de edad, identificado(a) con la cédula de ciudadanía No. {{NUMERO_CEDULA}} expedida en {{LUGAR_EXPEDICION_CEDULA}}, domiciliado(a) y residente en {{DIRECCION_NOTIFICACION}}, en calidad de usuario(a) / suscriptor(a) / residente afectado(a) del servicio público domiciliario de energía eléctrica bajo el NIC/Código de Cuenta No. {{NUMERO_NIC_CONTRATO}}, haciendo uso del derecho fundamental consagrado en el artículo 23 de la Constitución Política de Colombia, la Ley Estatutaria 1755 de 2015 y la Ley 142 de 1994, me dirijo respetuosamente a su despacho para formular la presente solicitud. 2. HECHOS DE LA PETICIÓN 1.​ Soy residente / propietario / arrendatario del inmueble ubicado en {{DIRECCI_N_EXACTA_DEL_PREDIO}}, lugar donde se presta el servicio público domiciliario de energía eléctrica por parte de la empresa {{ENTIDAD_DESTINATARIA}}. 2.​ Me encuentro al día en el pago de las facturas por concepto del servicio público de energía</w:t>
-      </w:r>
-    </w:p>
-    <w:p>
-      <w:r>
-        <w:t xml:space="preserve">eléctrica, sin que exista mora o causal legal para la suspensión del servicio por parte de la empresa. [O en caso de interrupción por fallas técnicas: "El sector presenta fallas recurrentes e interrupciones prolongadas sin previa notificación".] 3.​ Desde el día {{FECHA_SUSPENSION_SERVICIO}}, el inmueble mencionado (y/o el sector/barrio/vereda {{VEREDA_RESIDENCIA}}) carece totalmente de fluido eléctrico, acumulando a la fecha un total de {{TIEMPO_SIN_SERVICIO}} sin servicio. 4.​ He realizado reiterados reportes a través de las líneas de atención telefónica y/o canales virtuales de la empresa bajo los números de radicado/reporte: [INDICAR NÚMEROS DE REPORTES PREVIOS SI LOS TIENE, O "reportes telefónicos a la línea de atención"], sin que a la fecha se haya desplazado una cuadrilla técnica ni se haya dado solución definitiva a la problemática. 5.​ La falta continuada del suministro de energía eléctrica afecta de manera grave las condiciones mínimas de habitabilidad del inmueble, ocasionando la pérdida y daño de alimentos de primera necesidad, imposibilidad de realizar actividades laborales o académicas, y generando riesgos para la seguridad y la salud de los residentes. [OPCIONAL: "Especialmente considerando la presencia de un menor de edad / adulto mayor / persona que requiere equipos médicos conectados".] 3. FUNDAMENTOS Y SUSTENTO JURÍDICO</w:t>
-      </w:r>
-    </w:p>
-    <w:p>
-      <w:r>
-        <w:t xml:space="preserve">Fundamento la presente petición en el marco legal, reglamentario y jurisprudencial aplicable a los servicios públicos domiciliarios en Colombia: ●​ Marco Constitucional: ○​ Artículo 23 de la C.P.: Derecho fundamental a presentar peticiones respetuosas y obtener respuesta de fondo y oportuna. ○​ Artículo 365 de la C.P.: Dispone que los servicios públicos son inherentes a la finalidad social del Estado y que es deber de este asegurar su prestación eficiente, continua y de calidad a todos los habitantes del territorio nacional. ●​ Marco Legal y Reglamentario de Servicios Públicos: ○​ Ley 142 de 1994 (Régimen de Servicios Públicos Domiciliarios): ■​ Artículo 136: Establece el derecho fundamental del usuario a la prestación continua de un servicio de buena calidad y la obligación de la empresa de reparar las fallas del servicio. ■​ Artículo 137: Regula las indemnizaciones y descuentos en la factura a favor del usuario por la falla en la prestación del servicio imputable a la empresa prestadora. ■​ Artículos 152 y 153: Garantizan el derecho de petición, quejas y recursos (PQR) de los usuarios ante las empresas prestadoras.</w:t>
-      </w:r>
-    </w:p>
-    <w:p>
-      <w:r>
-        <w:t xml:space="preserve">○​ Resolución CREG 015 de 2018 (Comisión de Regulación de Energía y Gas): Establece los indicadores de calidad en la distribución de energía eléctrica (SAIDI y SAIFI), exigiendo compensaciones por interrupciones que superen los límites permitidos. ○​ Ley Estatutaria 1755 de 2015: Término legal de quince (15) días hábiles para resolver peticiones de servicios públicos y requerimientos técnicos. ●​ Jurisprudencia Constitucional Aplicable: ○​ Sentencia T-793 de 2012: La Corte Constitucional señaló que las decisiones de suspensión o interrupción de los servicios públicos domiciliarios deben respetar estrictamente el debido proceso y no pueden dejar desamparados a los usuarios afectando sus derechos fundamentales. ○​ Sentencia T-189 de 2016: Precisó que el acceso a la energía eléctrica es una garantía indispensable para la habitabilidad de la vivienda digna y el desarrollo de las actividades esenciales del ser humano. ○​ Sentencia T-223 de 2024: La Corte recordó la obligación de las empresas prestadoras de atender con diligencia los requerimientos técnicos y garantizar la continuidad en el flujo de energía eléctrica, protegiendo las condiciones de vida digna y la salud de los usuarios vulnerables. 4. PRETENSIONES</w:t>
-      </w:r>
-    </w:p>
-    <w:p>
-      <w:r>
-        <w:t xml:space="preserve">Con base en los hechos expuestos y las normas citadas, solicito respetuosamente a su Despacho: 1.​ RESTABLECIMIENTO INMEDIATO DEL SERVICIO: Se ordene de manera urgente el desplazamiento de una cuadrilla técnica al inmueble/sector ubicado en {{DIRECCI_N_DEL_INMUEBLE_O_SECTOR}} con el fin de efectuar las reparaciones requeridas y restablecer en forma inmediata y definitiva el suministro de energía eléctrica. 2.​ INFORME TÉCNICO Y CAUSAS DE LA FALLA: Se me expida y remita un informe técnico detallado por escrito en el que se expliquen las causas de la interrupción del servicio, el tiempo total de duración de la falla y las acciones correctivas adoptadas para evitar futuras interrupciones. 3.​ COMPENSACIÓN Y REINTEGRO EN FACTURACIÓN: Se apliquen los descuentos y compensaciones en la factura del servicio público correspondientes al periodo de falla en la prestación, conforme a lo establecido en el artículo 137 de la Ley 142 de 1994 y la regulación de la CREG. 4.​ REPARACIÓN POR DAÑOS (SI APLICA): Se me indique el procedimiento formal para la radicación de la reclamación por perjuicios materiales en caso de afectación a electrodomésticos o pérdida de bienes ocasionados por sobrevoltajes o la interrupción del servicio.</w:t>
-      </w:r>
-    </w:p>
-    <w:p>
-      <w:r>
-        <w:t xml:space="preserve">5. PRUEBAS Y ANEXOS 1.​ Copia simple de la cédula de ciudadanía del peticionario. 2.​ Copia de la última factura de pago del servicio de energía eléctrica al día. 3.​ [OPCIONAL: Registro fotográfico o copia de los números de radicado/reportes de daño realizados telefónicamente.] 4.​ [OPCIONAL: Historia clínica o constancia médica si en el predio habita una persona electrodependiente.] 6. NOTIFICACIONES</w:t>
-      </w:r>
-    </w:p>
-    <w:p>
-      <w:r>
-        <w:t xml:space="preserve">Agradezco remitir cualquier respuesta o notificación referente a este trámite a las siguientes direcciones: ●​ Dirección Física / Postal: {{DIRECCION_NOTIFICACION}} ●​ Correo Electrónico: {{CORREO_ELECTRONICO}} ●​ Teléfono / Celular / WhatsApp: {{NUMERO_TELEFONO}}</w:t>
-      </w:r>
-    </w:p>
-    <w:p>
-      <w:r>
-        <w:t xml:space="preserve">Atentamente,</w:t>
-      </w:r>
-    </w:p>
-    <w:p>
-      <w:r>
-        <w:t xml:space="preserve">___________________________________________ {{NOMBRE_COMPLETO}} C.C. No. {{NUMERO_CEDULA}} de {{LUGAR_EXPEDICION_CEDULA}} Usuario / Suscriptor NIC No. {{NUMERO_NIC_CONTRATO}}</w:t>
-      </w:r>
-    </w:p>
-    <w:sectPr/>
+      <w:pPr>
+        <w:spacing w:before="100" w:beforeAutospacing="1" w:after="100" w:afterAutospacing="1" w:line="240" w:lineRule="auto"/>
+        <w:rPr>
+          <w:rFonts w:ascii="Arial" w:hAnsi="Arial" w:cs="Arial"/>
+          <w:b/>
+          <w:bCs/>
+          <w:sz w:val="24"/>
+          <w:szCs w:val="24"/>
+        </w:rPr>
+      </w:pPr>
+      <w:r>
+        <w:rPr>
+          <w:rFonts w:ascii="Arial" w:hAnsi="Arial" w:cs="Arial"/>
+          <w:b/>
+          <w:bCs/>
+          <w:sz w:val="24"/>
+          <w:szCs w:val="24"/>
+        </w:rPr>
+        <w:t xml:space="preserve">{MUNICIPIO}, {DEPARTAMENTO}, {FECHA}</w:t>
+      </w:r>
+    </w:p>
+    <w:p>
+      <w:pPr>
+        <w:spacing w:before="100" w:beforeAutospacing="1" w:after="100" w:afterAutospacing="1" w:line="240" w:lineRule="auto"/>
+        <w:rPr>
+          <w:rFonts w:ascii="Arial" w:hAnsi="Arial" w:cs="Arial"/>
+          <w:sz w:val="24"/>
+          <w:szCs w:val="24"/>
+        </w:rPr>
+      </w:pPr>
+      <w:r>
+        <w:rPr>
+          <w:rFonts w:ascii="Arial" w:hAnsi="Arial" w:cs="Arial"/>
+          <w:sz w:val="24"/>
+          <w:szCs w:val="24"/>
+        </w:rPr>
+        <w:t xml:space="preserve">Señores</w:t>
+      </w:r>
+    </w:p>
+    <w:p>
+      <w:pPr>
+        <w:spacing w:before="100" w:beforeAutospacing="1" w:after="100" w:afterAutospacing="1" w:line="240" w:lineRule="auto"/>
+        <w:rPr>
+          <w:rFonts w:ascii="Arial" w:hAnsi="Arial" w:cs="Arial"/>
+          <w:b/>
+          <w:bCs/>
+          <w:sz w:val="24"/>
+          <w:szCs w:val="24"/>
+        </w:rPr>
+      </w:pPr>
+      <w:r>
+        <w:rPr>
+          <w:rFonts w:ascii="Arial" w:hAnsi="Arial" w:cs="Arial"/>
+          <w:b/>
+          <w:bCs/>
+          <w:sz w:val="24"/>
+          <w:szCs w:val="24"/>
+        </w:rPr>
+        <w:t xml:space="preserve">EMPRESA PRESTADORA DE ENERGÍA DE {ENTIDAD_DESTINATARIA}</w:t>
+      </w:r>
+    </w:p>
+    <w:p>
+      <w:pPr>
+        <w:spacing w:before="100" w:beforeAutospacing="1" w:after="100" w:afterAutospacing="1" w:line="240" w:lineRule="auto"/>
+        <w:rPr>
+          <w:rFonts w:ascii="Arial" w:hAnsi="Arial" w:cs="Arial"/>
+          <w:sz w:val="24"/>
+          <w:szCs w:val="24"/>
+        </w:rPr>
+      </w:pPr>
+      <w:r>
+        <w:rPr>
+          <w:rFonts w:ascii="Arial" w:hAnsi="Arial" w:cs="Arial"/>
+          <w:sz w:val="24"/>
+          <w:szCs w:val="24"/>
+        </w:rPr>
+        <w:t xml:space="preserve">SUPERINTENDENCIA DE SERVICIOS PÚBLICOS DOMICILIARIOS</w:t>
+      </w:r>
+    </w:p>
+    <w:p>
+      <w:pPr>
+        <w:spacing w:before="100" w:beforeAutospacing="1" w:after="100" w:afterAutospacing="1" w:line="240" w:lineRule="auto"/>
+        <w:rPr>
+          <w:rFonts w:ascii="Arial" w:hAnsi="Arial" w:cs="Arial"/>
+          <w:sz w:val="24"/>
+          <w:szCs w:val="24"/>
+        </w:rPr>
+      </w:pPr>
+      <w:r>
+        <w:rPr>
+          <w:rFonts w:ascii="Arial" w:hAnsi="Arial" w:cs="Arial"/>
+          <w:sz w:val="24"/>
+          <w:szCs w:val="24"/>
+        </w:rPr>
+        <w:t xml:space="preserve">{MUNICIPIO}, {DEPARTAMENTO}</w:t>
+      </w:r>
+    </w:p>
+    <w:p>
+      <w:pPr>
+        <w:spacing w:before="100" w:beforeAutospacing="1" w:after="100" w:afterAutospacing="1" w:line="240" w:lineRule="auto"/>
+        <w:rPr>
+          <w:rFonts w:ascii="Arial" w:hAnsi="Arial" w:cs="Arial"/>
+          <w:b/>
+          <w:bCs/>
+          <w:sz w:val="24"/>
+          <w:szCs w:val="24"/>
+        </w:rPr>
+      </w:pPr>
+      <w:r>
+        <w:rPr>
+          <w:rFonts w:ascii="Arial" w:hAnsi="Arial" w:cs="Arial"/>
+          <w:b/>
+          <w:bCs/>
+          <w:sz w:val="24"/>
+          <w:szCs w:val="24"/>
+        </w:rPr>
+        <w:t xml:space="preserve">ASUNTO: DERECHO DE PETICIÓN PARA EL RESTABLECIMIENTO Y CONTINUIDAD DEL SERVICIO DE ENERGÍA ELÉCTRICA.</w:t>
+      </w:r>
+    </w:p>
+    <w:p>
+      <w:pPr>
+        <w:spacing w:before="100" w:beforeAutospacing="1" w:after="100" w:afterAutospacing="1" w:line="240" w:lineRule="auto"/>
+        <w:rPr>
+          <w:rFonts w:ascii="Arial" w:hAnsi="Arial" w:cs="Arial"/>
+          <w:b/>
+          <w:bCs/>
+          <w:sz w:val="24"/>
+          <w:szCs w:val="24"/>
+        </w:rPr>
+      </w:pPr>
+      <w:r>
+        <w:rPr>
+          <w:rFonts w:ascii="Arial" w:hAnsi="Arial" w:cs="Arial"/>
+          <w:b/>
+          <w:bCs/>
+          <w:sz w:val="24"/>
+          <w:szCs w:val="24"/>
+        </w:rPr>
+        <w:t xml:space="preserve">PETICIONARIO: {NOMBRE_COMPLETO}</w:t>
+      </w:r>
+    </w:p>
+    <w:p>
+      <w:pPr>
+        <w:spacing w:before="100" w:beforeAutospacing="1" w:after="100" w:afterAutospacing="1" w:line="240" w:lineRule="auto"/>
+        <w:rPr>
+          <w:rFonts w:ascii="Arial" w:hAnsi="Arial" w:cs="Arial"/>
+          <w:b/>
+          <w:bCs/>
+          <w:sz w:val="24"/>
+          <w:szCs w:val="24"/>
+        </w:rPr>
+      </w:pPr>
+      <w:r>
+        <w:rPr>
+          <w:rFonts w:ascii="Arial" w:hAnsi="Arial" w:cs="Arial"/>
+          <w:b/>
+          <w:bCs/>
+          <w:sz w:val="24"/>
+          <w:szCs w:val="24"/>
+        </w:rPr>
+        <w:t xml:space="preserve">CÓDIGO DE CUENTA / NIC: {NUMERO_NIC_CONTRATO}</w:t>
+      </w:r>
+    </w:p>
+    <w:p>
+      <w:pPr>
+        <w:spacing w:before="100" w:beforeAutospacing="1" w:after="100" w:afterAutospacing="1" w:line="240" w:lineRule="auto"/>
+        <w:rPr>
+          <w:rFonts w:ascii="Arial" w:hAnsi="Arial" w:cs="Arial"/>
+          <w:sz w:val="24"/>
+          <w:szCs w:val="24"/>
+        </w:rPr>
+      </w:pPr>
+      <w:r>
+        <w:rPr>
+          <w:rFonts w:ascii="Arial" w:hAnsi="Arial" w:cs="Arial"/>
+          <w:sz w:val="24"/>
+          <w:szCs w:val="24"/>
+        </w:rPr>
+        <w:t xml:space="preserve">Yo, {NOMBRE_COMPLETO}, identificado(a) con {TIPO_DOCUMENTO} No. {NUMERO_DOCUMENTO}, en ejercicio del Derecho de Petición consagrado en el artículo 23 de la Constitución Política y regulado por la Ley Estatutaria 1755 de 2015, formulo respetuosa solicitud con base en los siguientes:</w:t>
+      </w:r>
+    </w:p>
+    <w:p>
+      <w:pPr>
+        <w:spacing w:before="180" w:beforeAutospacing="1" w:after="100" w:afterAutospacing="1" w:line="240" w:lineRule="auto"/>
+        <w:rPr>
+          <w:rFonts w:ascii="Arial" w:hAnsi="Arial" w:cs="Arial"/>
+          <w:b/>
+          <w:bCs/>
+          <w:sz w:val="24"/>
+          <w:szCs w:val="24"/>
+        </w:rPr>
+      </w:pPr>
+      <w:r>
+        <w:rPr>
+          <w:rFonts w:ascii="Arial" w:hAnsi="Arial" w:cs="Arial"/>
+          <w:b/>
+          <w:bCs/>
+          <w:sz w:val="24"/>
+          <w:szCs w:val="24"/>
+        </w:rPr>
+        <w:t xml:space="preserve">HECHOS</w:t>
+      </w:r>
+    </w:p>
+    <w:p>
+      <w:pPr>
+        <w:spacing w:before="100" w:beforeAutospacing="1" w:after="100" w:afterAutospacing="1" w:line="240" w:lineRule="auto"/>
+        <w:rPr>
+          <w:rFonts w:ascii="Arial" w:hAnsi="Arial" w:cs="Arial"/>
+          <w:sz w:val="24"/>
+          <w:szCs w:val="24"/>
+        </w:rPr>
+      </w:pPr>
+      <w:r>
+        <w:rPr>
+          <w:rFonts w:ascii="Arial" w:hAnsi="Arial" w:cs="Arial"/>
+          <w:b/>
+          <w:bCs/>
+          <w:sz w:val="24"/>
+          <w:szCs w:val="24"/>
+        </w:rPr>
+        <w:t xml:space="preserve">PRIMERO. </w:t>
+      </w:r>
+      <w:r>
+        <w:rPr>
+          <w:rFonts w:ascii="Arial" w:hAnsi="Arial" w:cs="Arial"/>
+          <w:sz w:val="24"/>
+          <w:szCs w:val="24"/>
+        </w:rPr>
+        <w:t xml:space="preserve">Soy usuario del servicio público domiciliario de energía eléctrica en el inmueble ubicado en {DIRECCION_NOTIFICACION}, identificado con el código NIC {NUMERO_NIC_CONTRATO}.</w:t>
+      </w:r>
+    </w:p>
+    <w:p>
+      <w:pPr>
+        <w:spacing w:before="100" w:beforeAutospacing="1" w:after="100" w:afterAutospacing="1" w:line="240" w:lineRule="auto"/>
+        <w:rPr>
+          <w:rFonts w:ascii="Arial" w:hAnsi="Arial" w:cs="Arial"/>
+          <w:sz w:val="24"/>
+          <w:szCs w:val="24"/>
+        </w:rPr>
+      </w:pPr>
+      <w:r>
+        <w:rPr>
+          <w:rFonts w:ascii="Arial" w:hAnsi="Arial" w:cs="Arial"/>
+          <w:b/>
+          <w:bCs/>
+          <w:sz w:val="24"/>
+          <w:szCs w:val="24"/>
+        </w:rPr>
+        <w:t xml:space="preserve">SEGUNDO. </w:t>
+      </w:r>
+      <w:r>
+        <w:rPr>
+          <w:rFonts w:ascii="Arial" w:hAnsi="Arial" w:cs="Arial"/>
+          <w:sz w:val="24"/>
+          <w:szCs w:val="24"/>
+        </w:rPr>
+        <w:t xml:space="preserve">En el sector se vienen presentando fallas reiteradas y ausencia del servicio de energía debido a: {CAUSA_CORTE_O_FALTA_SERVICIO}.</w:t>
+      </w:r>
+    </w:p>
+    <w:p>
+      <w:pPr>
+        <w:spacing w:before="100" w:beforeAutospacing="1" w:after="100" w:afterAutospacing="1" w:line="240" w:lineRule="auto"/>
+        <w:rPr>
+          <w:rFonts w:ascii="Arial" w:hAnsi="Arial" w:cs="Arial"/>
+          <w:sz w:val="24"/>
+          <w:szCs w:val="24"/>
+        </w:rPr>
+      </w:pPr>
+      <w:r>
+        <w:rPr>
+          <w:rFonts w:ascii="Arial" w:hAnsi="Arial" w:cs="Arial"/>
+          <w:b/>
+          <w:bCs/>
+          <w:sz w:val="24"/>
+          <w:szCs w:val="24"/>
+        </w:rPr>
+        <w:t xml:space="preserve">TERCERO. </w:t>
+      </w:r>
+      <w:r>
+        <w:rPr>
+          <w:rFonts w:ascii="Arial" w:hAnsi="Arial" w:cs="Arial"/>
+          <w:sz w:val="24"/>
+          <w:szCs w:val="24"/>
+        </w:rPr>
+        <w:t xml:space="preserve">La suspensión e intermitencia del servicio data desde {FECHA_SUSPENSION_SERVICIO}, completando {TIEMPO_SIN_SERVICIO} sin atención técnica efectiva.</w:t>
+      </w:r>
+    </w:p>
+    <w:p>
+      <w:pPr>
+        <w:spacing w:before="100" w:beforeAutospacing="1" w:after="100" w:afterAutospacing="1" w:line="240" w:lineRule="auto"/>
+        <w:rPr>
+          <w:rFonts w:ascii="Arial" w:hAnsi="Arial" w:cs="Arial"/>
+          <w:sz w:val="24"/>
+          <w:szCs w:val="24"/>
+        </w:rPr>
+      </w:pPr>
+      <w:r>
+        <w:rPr>
+          <w:rFonts w:ascii="Arial" w:hAnsi="Arial" w:cs="Arial"/>
+          <w:b/>
+          <w:bCs/>
+          <w:sz w:val="24"/>
+          <w:szCs w:val="24"/>
+        </w:rPr>
+        <w:t xml:space="preserve">CUARTO. </w:t>
+      </w:r>
+      <w:r>
+        <w:rPr>
+          <w:rFonts w:ascii="Arial" w:hAnsi="Arial" w:cs="Arial"/>
+          <w:sz w:val="24"/>
+          <w:szCs w:val="24"/>
+        </w:rPr>
+        <w:t xml:space="preserve">La falta de energía eléctrica genera graves perjuicios a las familias campesinas, pérdida de alimentos perecederos y afectación en la iluminación y comunicaciones.</w:t>
+      </w:r>
+    </w:p>
+    <w:p>
+      <w:pPr>
+        <w:spacing w:before="180" w:beforeAutospacing="1" w:after="100" w:afterAutospacing="1" w:line="240" w:lineRule="auto"/>
+        <w:rPr>
+          <w:rFonts w:ascii="Arial" w:hAnsi="Arial" w:cs="Arial"/>
+          <w:b/>
+          <w:bCs/>
+          <w:sz w:val="24"/>
+          <w:szCs w:val="24"/>
+        </w:rPr>
+      </w:pPr>
+      <w:r>
+        <w:rPr>
+          <w:rFonts w:ascii="Arial" w:hAnsi="Arial" w:cs="Arial"/>
+          <w:b/>
+          <w:bCs/>
+          <w:sz w:val="24"/>
+          <w:szCs w:val="24"/>
+        </w:rPr>
+        <w:t xml:space="preserve">PETICIONES</w:t>
+      </w:r>
+    </w:p>
+    <w:p>
+      <w:pPr>
+        <w:spacing w:before="100" w:beforeAutospacing="1" w:after="100" w:afterAutospacing="1" w:line="240" w:lineRule="auto"/>
+        <w:rPr>
+          <w:rFonts w:ascii="Arial" w:hAnsi="Arial" w:cs="Arial"/>
+          <w:sz w:val="24"/>
+          <w:szCs w:val="24"/>
+        </w:rPr>
+      </w:pPr>
+      <w:r>
+        <w:rPr>
+          <w:rFonts w:ascii="Arial" w:hAnsi="Arial" w:cs="Arial"/>
+          <w:sz w:val="24"/>
+          <w:szCs w:val="24"/>
+        </w:rPr>
+        <w:t xml:space="preserve">Solicito respetuosamente a la empresa prestadora y a las autoridades competentes:</w:t>
+      </w:r>
+    </w:p>
+    <w:p>
+      <w:pPr>
+        <w:spacing w:before="100" w:beforeAutospacing="1" w:after="100" w:afterAutospacing="1" w:line="240" w:lineRule="auto"/>
+        <w:rPr>
+          <w:rFonts w:ascii="Arial" w:hAnsi="Arial" w:cs="Arial"/>
+          <w:sz w:val="24"/>
+          <w:szCs w:val="24"/>
+        </w:rPr>
+      </w:pPr>
+      <w:r>
+        <w:rPr>
+          <w:rFonts w:ascii="Arial" w:hAnsi="Arial" w:cs="Arial"/>
+          <w:b/>
+          <w:bCs/>
+          <w:sz w:val="24"/>
+          <w:szCs w:val="24"/>
+        </w:rPr>
+        <w:t xml:space="preserve">PRIMERO. </w:t>
+      </w:r>
+      <w:r>
+        <w:rPr>
+          <w:rFonts w:ascii="Arial" w:hAnsi="Arial" w:cs="Arial"/>
+          <w:sz w:val="24"/>
+          <w:szCs w:val="24"/>
+        </w:rPr>
+        <w:t xml:space="preserve">Disponer de forma inmediata una cuadrilla técnica para realizar la revisión, reparación y restablecimiento definitivo del servicio de energía eléctrica.</w:t>
+      </w:r>
+    </w:p>
+    <w:p>
+      <w:pPr>
+        <w:spacing w:before="100" w:beforeAutospacing="1" w:after="100" w:afterAutospacing="1" w:line="240" w:lineRule="auto"/>
+        <w:rPr>
+          <w:rFonts w:ascii="Arial" w:hAnsi="Arial" w:cs="Arial"/>
+          <w:sz w:val="24"/>
+          <w:szCs w:val="24"/>
+        </w:rPr>
+      </w:pPr>
+      <w:r>
+        <w:rPr>
+          <w:rFonts w:ascii="Arial" w:hAnsi="Arial" w:cs="Arial"/>
+          <w:b/>
+          <w:bCs/>
+          <w:sz w:val="24"/>
+          <w:szCs w:val="24"/>
+        </w:rPr>
+        <w:t xml:space="preserve">SEGUNDO. </w:t>
+      </w:r>
+      <w:r>
+        <w:rPr>
+          <w:rFonts w:ascii="Arial" w:hAnsi="Arial" w:cs="Arial"/>
+          <w:sz w:val="24"/>
+          <w:szCs w:val="24"/>
+        </w:rPr>
+        <w:t xml:space="preserve">Informar por escrito las causas técnicas de las fallas reiteradas en el circuito y el plan de mantenimiento preventivo para evitar nuevas suspensiones.</w:t>
+      </w:r>
+    </w:p>
+    <w:p>
+      <w:pPr>
+        <w:spacing w:before="100" w:beforeAutospacing="1" w:after="100" w:afterAutospacing="1" w:line="240" w:lineRule="auto"/>
+        <w:rPr>
+          <w:rFonts w:ascii="Arial" w:hAnsi="Arial" w:cs="Arial"/>
+          <w:sz w:val="24"/>
+          <w:szCs w:val="24"/>
+        </w:rPr>
+      </w:pPr>
+      <w:r>
+        <w:rPr>
+          <w:rFonts w:ascii="Arial" w:hAnsi="Arial" w:cs="Arial"/>
+          <w:b/>
+          <w:bCs/>
+          <w:sz w:val="24"/>
+          <w:szCs w:val="24"/>
+        </w:rPr>
+        <w:t xml:space="preserve">TERCERO. </w:t>
+      </w:r>
+      <w:r>
+        <w:rPr>
+          <w:rFonts w:ascii="Arial" w:hAnsi="Arial" w:cs="Arial"/>
+          <w:sz w:val="24"/>
+          <w:szCs w:val="24"/>
+        </w:rPr>
+        <w:t xml:space="preserve">Efectuar la compensación y descuento tarifario correspondiente a los días y horas en que el servicio no fue efectivamente prestado.</w:t>
+      </w:r>
+    </w:p>
+    <w:p>
+      <w:pPr>
+        <w:spacing w:before="180" w:beforeAutospacing="1" w:after="100" w:afterAutospacing="1" w:line="240" w:lineRule="auto"/>
+        <w:rPr>
+          <w:rFonts w:ascii="Arial" w:hAnsi="Arial" w:cs="Arial"/>
+          <w:b/>
+          <w:bCs/>
+          <w:sz w:val="24"/>
+          <w:szCs w:val="24"/>
+        </w:rPr>
+      </w:pPr>
+      <w:r>
+        <w:rPr>
+          <w:rFonts w:ascii="Arial" w:hAnsi="Arial" w:cs="Arial"/>
+          <w:b/>
+          <w:bCs/>
+          <w:sz w:val="24"/>
+          <w:szCs w:val="24"/>
+        </w:rPr>
+        <w:t xml:space="preserve">FUNDAMENTOS DE DERECHO</w:t>
+      </w:r>
+    </w:p>
+    <w:p>
+      <w:pPr>
+        <w:spacing w:before="100" w:beforeAutospacing="1" w:after="100" w:afterAutospacing="1" w:line="240" w:lineRule="auto"/>
+        <w:rPr>
+          <w:rFonts w:ascii="Arial" w:hAnsi="Arial" w:cs="Arial"/>
+          <w:sz w:val="24"/>
+          <w:szCs w:val="24"/>
+        </w:rPr>
+      </w:pPr>
+      <w:r>
+        <w:rPr>
+          <w:rFonts w:ascii="Arial" w:hAnsi="Arial" w:cs="Arial"/>
+          <w:b/>
+          <w:bCs/>
+          <w:sz w:val="24"/>
+          <w:szCs w:val="24"/>
+        </w:rPr>
+        <w:t xml:space="preserve">PRIMERO. </w:t>
+      </w:r>
+      <w:r>
+        <w:rPr>
+          <w:rFonts w:ascii="Arial" w:hAnsi="Arial" w:cs="Arial"/>
+          <w:sz w:val="24"/>
+          <w:szCs w:val="24"/>
+        </w:rPr>
+        <w:t xml:space="preserve">Artículo 23 de la Constitución Política y Ley Estatutaria 1755 de 2015 que obligan a emitir respuesta oportuna, clara y de fondo.</w:t>
+      </w:r>
+    </w:p>
+    <w:p>
+      <w:pPr>
+        <w:spacing w:before="100" w:beforeAutospacing="1" w:after="100" w:afterAutospacing="1" w:line="240" w:lineRule="auto"/>
+        <w:rPr>
+          <w:rFonts w:ascii="Arial" w:hAnsi="Arial" w:cs="Arial"/>
+          <w:sz w:val="24"/>
+          <w:szCs w:val="24"/>
+        </w:rPr>
+      </w:pPr>
+      <w:r>
+        <w:rPr>
+          <w:rFonts w:ascii="Arial" w:hAnsi="Arial" w:cs="Arial"/>
+          <w:b/>
+          <w:bCs/>
+          <w:sz w:val="24"/>
+          <w:szCs w:val="24"/>
+        </w:rPr>
+        <w:t xml:space="preserve">SEGUNDO. </w:t>
+      </w:r>
+      <w:r>
+        <w:rPr>
+          <w:rFonts w:ascii="Arial" w:hAnsi="Arial" w:cs="Arial"/>
+          <w:sz w:val="24"/>
+          <w:szCs w:val="24"/>
+        </w:rPr>
+        <w:t xml:space="preserve">Ley 142 de 1994 (Régimen de Servicios Públicos Domiciliarios) que consagra la continuidad, calidad y obligatoriedad en la prestación del servicio.</w:t>
+      </w:r>
+    </w:p>
+    <w:p>
+      <w:pPr>
+        <w:spacing w:before="180" w:beforeAutospacing="1" w:after="100" w:afterAutospacing="1" w:line="240" w:lineRule="auto"/>
+        <w:rPr>
+          <w:rFonts w:ascii="Arial" w:hAnsi="Arial" w:cs="Arial"/>
+          <w:b/>
+          <w:bCs/>
+          <w:sz w:val="24"/>
+          <w:szCs w:val="24"/>
+        </w:rPr>
+      </w:pPr>
+      <w:r>
+        <w:rPr>
+          <w:rFonts w:ascii="Arial" w:hAnsi="Arial" w:cs="Arial"/>
+          <w:b/>
+          <w:bCs/>
+          <w:sz w:val="24"/>
+          <w:szCs w:val="24"/>
+        </w:rPr>
+        <w:t xml:space="preserve">NOTIFICACIONES</w:t>
+      </w:r>
+    </w:p>
+    <w:p>
+      <w:pPr>
+        <w:spacing w:before="100" w:beforeAutospacing="1" w:after="100" w:afterAutospacing="1" w:line="240" w:lineRule="auto"/>
+        <w:rPr>
+          <w:rFonts w:ascii="Arial" w:hAnsi="Arial" w:cs="Arial"/>
+          <w:sz w:val="24"/>
+          <w:szCs w:val="24"/>
+        </w:rPr>
+      </w:pPr>
+      <w:r>
+        <w:rPr>
+          <w:rFonts w:ascii="Arial" w:hAnsi="Arial" w:cs="Arial"/>
+          <w:sz w:val="24"/>
+          <w:szCs w:val="24"/>
+        </w:rPr>
+        <w:t xml:space="preserve">Recibiré notificaciones en la dirección: {DIRECCION_NOTIFICACION}.</w:t>
+      </w:r>
+    </w:p>
+    <w:p>
+      <w:pPr>
+        <w:spacing w:before="100" w:beforeAutospacing="1" w:after="100" w:afterAutospacing="1" w:line="240" w:lineRule="auto"/>
+        <w:rPr>
+          <w:rFonts w:ascii="Arial" w:hAnsi="Arial" w:cs="Arial"/>
+          <w:sz w:val="24"/>
+          <w:szCs w:val="24"/>
+        </w:rPr>
+      </w:pPr>
+      <w:r>
+        <w:rPr>
+          <w:rFonts w:ascii="Arial" w:hAnsi="Arial" w:cs="Arial"/>
+          <w:sz w:val="24"/>
+          <w:szCs w:val="24"/>
+        </w:rPr>
+        <w:t xml:space="preserve">Correo electrónico: {CORREO_ELECTRONICO}.</w:t>
+      </w:r>
+    </w:p>
+    <w:p>
+      <w:pPr>
+        <w:spacing w:before="100" w:beforeAutospacing="1" w:after="100" w:afterAutospacing="1" w:line="240" w:lineRule="auto"/>
+        <w:rPr>
+          <w:rFonts w:ascii="Arial" w:hAnsi="Arial" w:cs="Arial"/>
+          <w:sz w:val="24"/>
+          <w:szCs w:val="24"/>
+        </w:rPr>
+      </w:pPr>
+      <w:r>
+        <w:rPr>
+          <w:rFonts w:ascii="Arial" w:hAnsi="Arial" w:cs="Arial"/>
+          <w:sz w:val="24"/>
+          <w:szCs w:val="24"/>
+        </w:rPr>
+        <w:t xml:space="preserve">Teléfono celular: {NUMERO_TELEFONO}.</w:t>
+      </w:r>
+    </w:p>
+    <w:p>
+      <w:pPr>
+        <w:spacing w:before="140" w:beforeAutospacing="1" w:after="100" w:afterAutospacing="1" w:line="240" w:lineRule="auto"/>
+        <w:rPr>
+          <w:rFonts w:ascii="Arial" w:hAnsi="Arial" w:cs="Arial"/>
+          <w:sz w:val="24"/>
+          <w:szCs w:val="24"/>
+        </w:rPr>
+      </w:pPr>
+      <w:r>
+        <w:rPr>
+          <w:rFonts w:ascii="Arial" w:hAnsi="Arial" w:cs="Arial"/>
+          <w:sz w:val="24"/>
+          <w:szCs w:val="24"/>
+        </w:rPr>
+        <w:t xml:space="preserve">Cordialmente,</w:t>
+      </w:r>
+    </w:p>
+    <w:p>
+      <w:pPr>
+        <w:spacing w:before="100" w:beforeAutospacing="1" w:after="100" w:afterAutospacing="1" w:line="240" w:lineRule="auto"/>
+        <w:rPr>
+          <w:rFonts w:ascii="Arial" w:hAnsi="Arial" w:cs="Arial"/>
+          <w:sz w:val="24"/>
+          <w:szCs w:val="24"/>
+        </w:rPr>
+      </w:pPr>
+      <w:r>
+        <w:rPr>
+          <w:rFonts w:ascii="Arial" w:hAnsi="Arial" w:cs="Arial"/>
+          <w:sz w:val="24"/>
+          <w:szCs w:val="24"/>
+        </w:rPr>
+        <w:t xml:space="preserve"/>
+      </w:r>
+    </w:p>
+    <w:p>
+      <w:pPr>
+        <w:spacing w:before="100" w:beforeAutospacing="1" w:after="100" w:afterAutospacing="1" w:line="240" w:lineRule="auto"/>
+        <w:rPr>
+          <w:rFonts w:ascii="Arial" w:hAnsi="Arial" w:cs="Arial"/>
+          <w:b/>
+          <w:bCs/>
+          <w:sz w:val="24"/>
+          <w:szCs w:val="24"/>
+        </w:rPr>
+      </w:pPr>
+      <w:r>
+        <w:rPr>
+          <w:rFonts w:ascii="Arial" w:hAnsi="Arial" w:cs="Arial"/>
+          <w:b/>
+          <w:bCs/>
+          <w:sz w:val="24"/>
+          <w:szCs w:val="24"/>
+        </w:rPr>
+        <w:t xml:space="preserve">{NOMBRE_COMPLETO}</w:t>
+      </w:r>
+    </w:p>
+    <w:p>
+      <w:pPr>
+        <w:spacing w:before="100" w:beforeAutospacing="1" w:after="100" w:afterAutospacing="1" w:line="240" w:lineRule="auto"/>
+        <w:rPr>
+          <w:rFonts w:ascii="Arial" w:hAnsi="Arial" w:cs="Arial"/>
+          <w:sz w:val="24"/>
+          <w:szCs w:val="24"/>
+        </w:rPr>
+      </w:pPr>
+      <w:r>
+        <w:rPr>
+          <w:rFonts w:ascii="Arial" w:hAnsi="Arial" w:cs="Arial"/>
+          <w:sz w:val="24"/>
+          <w:szCs w:val="24"/>
+        </w:rPr>
+        <w:t xml:space="preserve">C.C. No. {NUMERO_DOCUMENTO}</w:t>
+      </w:r>
+    </w:p>
+    <w:sectPr>
+      <w:pgSz w:w="12240" w:h="15840" w:orient="portrait"/>
+      <w:pgMar w:top="1417" w:right="1701" w:bottom="1417" w:left="1701" w:header="708" w:footer="708" w:gutter="0"/>
+      <w:cols w:space="708"/>
+      <w:docGrid w:linePitch="360"/>
+    </w:sectPr>
   </w:body>
 </w:document>
 </file>
@@ -105,13 +685,13 @@
 <file path=word/numbering.xml><?xml version="1.0" encoding="utf-8"?>
 <w:numbering xmlns:wpc="http://schemas.microsoft.com/office/word/2010/wordprocessingCanvas" xmlns:cx="http://schemas.microsoft.com/office/drawing/2014/chartex" xmlns:cx1="http://schemas.microsoft.com/office/drawing/2015/9/8/chartex" xmlns:cx2="http://schemas.microsoft.com/office/drawing/2015/10/21/chartex" xmlns:cx3="http://schemas.microsoft.com/office/drawing/2016/5/9/chartex" xmlns:cx4="http://schemas.microsoft.com/office/drawing/2016/5/10/chartex" xmlns:cx5="http://schemas.microsoft.com/office/drawing/2016/5/11/chartex" xmlns:cx6="http://schemas.microsoft.com/office/drawing/2016/5/12/chartex" xmlns:cx7="http://schemas.microsoft.com/office/drawing/2016/5/13/chartex" xmlns:cx8="http://schemas.microsoft.com/office/drawing/2016/5/14/chartex" xmlns:mc="http://schemas.openxmlformats.org/markup-compatibility/2006" xmlns:aink="http://schemas.microsoft.com/office/drawing/2016/ink" xmlns:am3d="http://schemas.microsoft.com/office/drawing/2017/model3d" xmlns:o="urn:schemas-microsoft-com:office:office" xmlns:r="http://schemas.openxmlformats.org/officeDocument/2006/relationships" xmlns:m="http://schemas.openxmlformats.org/officeDocument/2006/math" xmlns:v="urn:schemas-microsoft-com:vml" xmlns:wp14="http://schemas.microsoft.com/office/word/2010/wordprocessingDrawing" xmlns:wp="http://schemas.openxmlformats.org/drawingml/2006/wordprocessingDrawing" xmlns:w10="urn:schemas-microsoft-com:office:word" xmlns:w="http://schemas.openxmlformats.org/wordprocessingml/2006/main" xmlns:w14="http://schemas.microsoft.com/office/word/2010/wordml" xmlns:w15="http://schemas.microsoft.com/office/word/2012/wordml" xmlns:w16cex="http://schemas.microsoft.com/office/word/2018/wordml/cex" xmlns:w16cid="http://schemas.microsoft.com/office/word/2016/wordml/cid" xmlns:w16="http://schemas.microsoft.com/office/word/2018/wordml" xmlns:w16sdtdh="http://schemas.microsoft.com/office/word/2020/wordml/sdtdatahash" xmlns:w16se="http://schemas.microsoft.com/office/word/2015/wordml/symex" xmlns:wpg="http://schemas.microsoft.com/office/word/2010/wordprocessingGroup" xmlns:wpi="http://schemas.microsoft.com/office/word/2010/wordprocessingInk" xmlns:wne="http://schemas.microsoft.com/office/word/2006/wordml" xmlns:wps="http://schemas.microsoft.com/office/word/2010/wordprocessingShape" mc:Ignorable="w14 w15 w16se w16cid w16 w16cex w16sdtdh wp14">
   <w:abstractNum w:abstractNumId="0" w15:restartNumberingAfterBreak="0">
-    <w:nsid w:val="018F06A7"/>
+    <w:nsid w:val="1F401510"/>
     <w:multiLevelType w:val="multilevel"/>
-    <w:tmpl w:val="C108E6D6"/>
+    <w:tmpl w:val="65F872FA"/>
     <w:lvl w:ilvl="0">
       <w:start w:val="1"/>
-      <w:numFmt w:val="bullet"/>
-      <w:lvlText w:val=""/>
+      <w:numFmt w:val="decimal"/>
+      <w:lvlText w:val="%1."/>
       <w:lvlJc w:val="left"/>
       <w:pPr>
         <w:tabs>
@@ -119,15 +699,11 @@
         </w:tabs>
         <w:ind w:left="720" w:hanging="360"/>
       </w:pPr>
-      <w:rPr>
-        <w:rFonts w:ascii="Symbol" w:hAnsi="Symbol" w:hint="default"/>
-        <w:sz w:val="20"/>
-      </w:rPr>
     </w:lvl>
     <w:lvl w:ilvl="1" w:tentative="1">
       <w:start w:val="1"/>
-      <w:numFmt w:val="bullet"/>
-      <w:lvlText w:val="o"/>
+      <w:numFmt w:val="decimal"/>
+      <w:lvlText w:val="%2."/>
       <w:lvlJc w:val="left"/>
       <w:pPr>
         <w:tabs>
@@ -135,15 +711,11 @@
         </w:tabs>
         <w:ind w:left="1440" w:hanging="360"/>
       </w:pPr>
-      <w:rPr>
-        <w:rFonts w:ascii="Courier New" w:hAnsi="Courier New" w:hint="default"/>
-        <w:sz w:val="20"/>
-      </w:rPr>
     </w:lvl>
     <w:lvl w:ilvl="2" w:tentative="1">
       <w:start w:val="1"/>
-      <w:numFmt w:val="bullet"/>
-      <w:lvlText w:val=""/>
+      <w:numFmt w:val="decimal"/>
+      <w:lvlText w:val="%3."/>
       <w:lvlJc w:val="left"/>
       <w:pPr>
         <w:tabs>
@@ -151,15 +723,11 @@
         </w:tabs>
         <w:ind w:left="2160" w:hanging="360"/>
       </w:pPr>
-      <w:rPr>
-        <w:rFonts w:ascii="Wingdings" w:hAnsi="Wingdings" w:hint="default"/>
-        <w:sz w:val="20"/>
-      </w:rPr>
     </w:lvl>
     <w:lvl w:ilvl="3" w:tentative="1">
       <w:start w:val="1"/>
-      <w:numFmt w:val="bullet"/>
-      <w:lvlText w:val=""/>
+      <w:numFmt w:val="decimal"/>
+      <w:lvlText w:val="%4."/>
       <w:lvlJc w:val="left"/>
       <w:pPr>
         <w:tabs>
@@ -167,15 +735,11 @@
         </w:tabs>
         <w:ind w:left="2880" w:hanging="360"/>
       </w:pPr>
-      <w:rPr>
-        <w:rFonts w:ascii="Wingdings" w:hAnsi="Wingdings" w:hint="default"/>
-        <w:sz w:val="20"/>
-      </w:rPr>
     </w:lvl>
     <w:lvl w:ilvl="4" w:tentative="1">
       <w:start w:val="1"/>
-      <w:numFmt w:val="bullet"/>
-      <w:lvlText w:val=""/>
+      <w:numFmt w:val="decimal"/>
+      <w:lvlText w:val="%5."/>
       <w:lvlJc w:val="left"/>
       <w:pPr>
         <w:tabs>
@@ -183,15 +747,11 @@
         </w:tabs>
         <w:ind w:left="3600" w:hanging="360"/>
       </w:pPr>
-      <w:rPr>
-        <w:rFonts w:ascii="Wingdings" w:hAnsi="Wingdings" w:hint="default"/>
-        <w:sz w:val="20"/>
-      </w:rPr>
     </w:lvl>
     <w:lvl w:ilvl="5" w:tentative="1">
       <w:start w:val="1"/>
-      <w:numFmt w:val="bullet"/>
-      <w:lvlText w:val=""/>
+      <w:numFmt w:val="decimal"/>
+      <w:lvlText w:val="%6."/>
       <w:lvlJc w:val="left"/>
       <w:pPr>
         <w:tabs>
@@ -199,15 +759,11 @@
         </w:tabs>
         <w:ind w:left="4320" w:hanging="360"/>
       </w:pPr>
-      <w:rPr>
-        <w:rFonts w:ascii="Wingdings" w:hAnsi="Wingdings" w:hint="default"/>
-        <w:sz w:val="20"/>
-      </w:rPr>
     </w:lvl>
     <w:lvl w:ilvl="6" w:tentative="1">
       <w:start w:val="1"/>
-      <w:numFmt w:val="bullet"/>
-      <w:lvlText w:val=""/>
+      <w:numFmt w:val="decimal"/>
+      <w:lvlText w:val="%7."/>
       <w:lvlJc w:val="left"/>
       <w:pPr>
         <w:tabs>
@@ -215,15 +771,11 @@
         </w:tabs>
         <w:ind w:left="5040" w:hanging="360"/>
       </w:pPr>
-      <w:rPr>
-        <w:rFonts w:ascii="Wingdings" w:hAnsi="Wingdings" w:hint="default"/>
-        <w:sz w:val="20"/>
-      </w:rPr>
     </w:lvl>
     <w:lvl w:ilvl="7" w:tentative="1">
       <w:start w:val="1"/>
-      <w:numFmt w:val="bullet"/>
-      <w:lvlText w:val=""/>
+      <w:numFmt w:val="decimal"/>
+      <w:lvlText w:val="%8."/>
       <w:lvlJc w:val="left"/>
       <w:pPr>
         <w:tabs>
@@ -231,15 +783,11 @@
         </w:tabs>
         <w:ind w:left="5760" w:hanging="360"/>
       </w:pPr>
-      <w:rPr>
-        <w:rFonts w:ascii="Wingdings" w:hAnsi="Wingdings" w:hint="default"/>
-        <w:sz w:val="20"/>
-      </w:rPr>
     </w:lvl>
     <w:lvl w:ilvl="8" w:tentative="1">
       <w:start w:val="1"/>
-      <w:numFmt w:val="bullet"/>
-      <w:lvlText w:val=""/>
+      <w:numFmt w:val="decimal"/>
+      <w:lvlText w:val="%9."/>
       <w:lvlJc w:val="left"/>
       <w:pPr>
         <w:tabs>
@@ -247,10 +795,6 @@
         </w:tabs>
         <w:ind w:left="6480" w:hanging="360"/>
       </w:pPr>
-      <w:rPr>
-        <w:rFonts w:ascii="Wingdings" w:hAnsi="Wingdings" w:hint="default"/>
-        <w:sz w:val="20"/>
-      </w:rPr>
     </w:lvl>
   </w:abstractNum>
   <w:num w:numId="1">
@@ -264,7 +808,7 @@
   <w:docDefaults>
     <w:rPrDefault>
       <w:rPr>
-        <w:rFonts w:asciiTheme="minorHAnsi" w:eastAsiaTheme="minorHAnsi" w:hAnsiTheme="minorHAnsi" w:cstheme="minorBidi"/>
+        <w:rFonts w:asciiTheme="minorHAnsi" w:hAnsiTheme="minorHAnsi" w:eastAsiaTheme="minorHAnsi" w:cstheme="minorBidi"/>
         <w:sz w:val="22"/>
         <w:szCs w:val="22"/>
         <w:lang w:val="es-CO" w:eastAsia="en-US" w:bidi="ar-SA"/>
@@ -279,14 +823,14 @@
   <w:latentStyles w:defLockedState="0" w:defUIPriority="99" w:defSemiHidden="0" w:defUnhideWhenUsed="0" w:defQFormat="0" w:count="376">
     <w:lsdException w:name="Normal" w:uiPriority="0" w:qFormat="1"/>
     <w:lsdException w:name="heading 1" w:uiPriority="9" w:qFormat="1"/>
-    <w:lsdException w:name="heading 2" w:semiHidden="1" w:uiPriority="9" w:unhideWhenUsed="1" w:qFormat="1"/>
-    <w:lsdException w:name="heading 3" w:semiHidden="1" w:uiPriority="9" w:unhideWhenUsed="1" w:qFormat="1"/>
-    <w:lsdException w:name="heading 4" w:semiHidden="1" w:uiPriority="9" w:unhideWhenUsed="1" w:qFormat="1"/>
-    <w:lsdException w:name="heading 5" w:semiHidden="1" w:uiPriority="9" w:unhideWhenUsed="1" w:qFormat="1"/>
-    <w:lsdException w:name="heading 6" w:semiHidden="1" w:uiPriority="9" w:unhideWhenUsed="1" w:qFormat="1"/>
-    <w:lsdException w:name="heading 7" w:semiHidden="1" w:uiPriority="9" w:unhideWhenUsed="1" w:qFormat="1"/>
-    <w:lsdException w:name="heading 8" w:semiHidden="1" w:uiPriority="9" w:unhideWhenUsed="1" w:qFormat="1"/>
-    <w:lsdException w:name="heading 9" w:semiHidden="1" w:uiPriority="9" w:unhideWhenUsed="1" w:qFormat="1"/>
+    <w:lsdException w:name="heading 2" w:uiPriority="9" w:semiHidden="1" w:unhideWhenUsed="1" w:qFormat="1"/>
+    <w:lsdException w:name="heading 3" w:uiPriority="9" w:semiHidden="1" w:unhideWhenUsed="1" w:qFormat="1"/>
+    <w:lsdException w:name="heading 4" w:uiPriority="9" w:semiHidden="1" w:unhideWhenUsed="1" w:qFormat="1"/>
+    <w:lsdException w:name="heading 5" w:uiPriority="9" w:semiHidden="1" w:unhideWhenUsed="1" w:qFormat="1"/>
+    <w:lsdException w:name="heading 6" w:uiPriority="9" w:semiHidden="1" w:unhideWhenUsed="1" w:qFormat="1"/>
+    <w:lsdException w:name="heading 7" w:uiPriority="9" w:semiHidden="1" w:unhideWhenUsed="1" w:qFormat="1"/>
+    <w:lsdException w:name="heading 8" w:uiPriority="9" w:semiHidden="1" w:unhideWhenUsed="1" w:qFormat="1"/>
+    <w:lsdException w:name="heading 9" w:uiPriority="9" w:semiHidden="1" w:unhideWhenUsed="1" w:qFormat="1"/>
     <w:lsdException w:name="index 1" w:semiHidden="1" w:unhideWhenUsed="1"/>
     <w:lsdException w:name="index 2" w:semiHidden="1" w:unhideWhenUsed="1"/>
     <w:lsdException w:name="index 3" w:semiHidden="1" w:unhideWhenUsed="1"/>
@@ -296,22 +840,22 @@
     <w:lsdException w:name="index 7" w:semiHidden="1" w:unhideWhenUsed="1"/>
     <w:lsdException w:name="index 8" w:semiHidden="1" w:unhideWhenUsed="1"/>
     <w:lsdException w:name="index 9" w:semiHidden="1" w:unhideWhenUsed="1"/>
-    <w:lsdException w:name="toc 1" w:semiHidden="1" w:uiPriority="39" w:unhideWhenUsed="1"/>
-    <w:lsdException w:name="toc 2" w:semiHidden="1" w:uiPriority="39" w:unhideWhenUsed="1"/>
-    <w:lsdException w:name="toc 3" w:semiHidden="1" w:uiPriority="39" w:unhideWhenUsed="1"/>
-    <w:lsdException w:name="toc 4" w:semiHidden="1" w:uiPriority="39" w:unhideWhenUsed="1"/>
-    <w:lsdException w:name="toc 5" w:semiHidden="1" w:uiPriority="39" w:unhideWhenUsed="1"/>
-    <w:lsdException w:name="toc 6" w:semiHidden="1" w:uiPriority="39" w:unhideWhenUsed="1"/>
-    <w:lsdException w:name="toc 7" w:semiHidden="1" w:uiPriority="39" w:unhideWhenUsed="1"/>
-    <w:lsdException w:name="toc 8" w:semiHidden="1" w:uiPriority="39" w:unhideWhenUsed="1"/>
-    <w:lsdException w:name="toc 9" w:semiHidden="1" w:uiPriority="39" w:unhideWhenUsed="1"/>
+    <w:lsdException w:name="toc 1" w:uiPriority="39" w:semiHidden="1" w:unhideWhenUsed="1"/>
+    <w:lsdException w:name="toc 2" w:uiPriority="39" w:semiHidden="1" w:unhideWhenUsed="1"/>
+    <w:lsdException w:name="toc 3" w:uiPriority="39" w:semiHidden="1" w:unhideWhenUsed="1"/>
+    <w:lsdException w:name="toc 4" w:uiPriority="39" w:semiHidden="1" w:unhideWhenUsed="1"/>
+    <w:lsdException w:name="toc 5" w:uiPriority="39" w:semiHidden="1" w:unhideWhenUsed="1"/>
+    <w:lsdException w:name="toc 6" w:uiPriority="39" w:semiHidden="1" w:unhideWhenUsed="1"/>
+    <w:lsdException w:name="toc 7" w:uiPriority="39" w:semiHidden="1" w:unhideWhenUsed="1"/>
+    <w:lsdException w:name="toc 8" w:uiPriority="39" w:semiHidden="1" w:unhideWhenUsed="1"/>
+    <w:lsdException w:name="toc 9" w:uiPriority="39" w:semiHidden="1" w:unhideWhenUsed="1"/>
     <w:lsdException w:name="Normal Indent" w:semiHidden="1" w:unhideWhenUsed="1"/>
     <w:lsdException w:name="footnote text" w:semiHidden="1" w:unhideWhenUsed="1"/>
     <w:lsdException w:name="annotation text" w:semiHidden="1" w:unhideWhenUsed="1"/>
     <w:lsdException w:name="header" w:semiHidden="1" w:unhideWhenUsed="1"/>
     <w:lsdException w:name="footer" w:semiHidden="1" w:unhideWhenUsed="1"/>
     <w:lsdException w:name="index heading" w:semiHidden="1" w:unhideWhenUsed="1"/>
-    <w:lsdException w:name="caption" w:semiHidden="1" w:uiPriority="35" w:unhideWhenUsed="1" w:qFormat="1"/>
+    <w:lsdException w:name="caption" w:uiPriority="35" w:semiHidden="1" w:unhideWhenUsed="1" w:qFormat="1"/>
     <w:lsdException w:name="table of figures" w:semiHidden="1" w:unhideWhenUsed="1"/>
     <w:lsdException w:name="envelope address" w:semiHidden="1" w:unhideWhenUsed="1"/>
     <w:lsdException w:name="envelope return" w:semiHidden="1" w:unhideWhenUsed="1"/>
@@ -342,7 +886,7 @@
     <w:lsdException w:name="Title" w:uiPriority="10" w:qFormat="1"/>
     <w:lsdException w:name="Closing" w:semiHidden="1" w:unhideWhenUsed="1"/>
     <w:lsdException w:name="Signature" w:semiHidden="1" w:unhideWhenUsed="1"/>
-    <w:lsdException w:name="Default Paragraph Font" w:semiHidden="1" w:uiPriority="1" w:unhideWhenUsed="1"/>
+    <w:lsdException w:name="Default Paragraph Font" w:uiPriority="1" w:semiHidden="1" w:unhideWhenUsed="1"/>
     <w:lsdException w:name="Body Text" w:semiHidden="1" w:unhideWhenUsed="1"/>
     <w:lsdException w:name="Body Text Indent" w:semiHidden="1" w:unhideWhenUsed="1"/>
     <w:lsdException w:name="List Continue" w:semiHidden="1" w:unhideWhenUsed="1"/>
@@ -542,8 +1086,8 @@
     <w:lsdException w:name="Subtle Reference" w:uiPriority="31" w:qFormat="1"/>
     <w:lsdException w:name="Intense Reference" w:uiPriority="32" w:qFormat="1"/>
     <w:lsdException w:name="Book Title" w:uiPriority="33" w:qFormat="1"/>
-    <w:lsdException w:name="Bibliography" w:semiHidden="1" w:uiPriority="37" w:unhideWhenUsed="1"/>
-    <w:lsdException w:name="TOC Heading" w:semiHidden="1" w:uiPriority="39" w:unhideWhenUsed="1" w:qFormat="1"/>
+    <w:lsdException w:name="Bibliography" w:uiPriority="37" w:semiHidden="1" w:unhideWhenUsed="1"/>
+    <w:lsdException w:name="TOC Heading" w:uiPriority="39" w:semiHidden="1" w:unhideWhenUsed="1" w:qFormat="1"/>
     <w:lsdException w:name="Plain Table 1" w:uiPriority="41"/>
     <w:lsdException w:name="Plain Table 2" w:uiPriority="42"/>
     <w:lsdException w:name="Plain Table 3" w:uiPriority="43"/>
@@ -654,30 +1198,9 @@
     <w:lsdException w:name="Unresolved Mention" w:semiHidden="1" w:unhideWhenUsed="1"/>
     <w:lsdException w:name="Smart Link" w:semiHidden="1" w:unhideWhenUsed="1"/>
   </w:latentStyles>
-  <w:style w:type="paragraph" w:default="1" w:styleId="Normal">
+  <w:style w:type="paragraph" w:styleId="Normal" w:default="1">
     <w:name w:val="Normal"/>
     <w:qFormat/>
-  </w:style>
-  <w:style w:type="paragraph" w:styleId="Ttulo1">
-    <w:name w:val="heading 1"/>
-    <w:basedOn w:val="Normal"/>
-    <w:link w:val="Ttulo1Car"/>
-    <w:uiPriority w:val="9"/>
-    <w:qFormat/>
-    <w:rsid w:val="002677BE"/>
-    <w:pPr>
-      <w:spacing w:before="100" w:beforeAutospacing="1" w:after="100" w:afterAutospacing="1" w:line="240" w:lineRule="auto"/>
-      <w:outlineLvl w:val="0"/>
-    </w:pPr>
-    <w:rPr>
-      <w:rFonts w:ascii="Times New Roman" w:eastAsia="Times New Roman" w:hAnsi="Times New Roman" w:cs="Times New Roman"/>
-      <w:b/>
-      <w:bCs/>
-      <w:kern w:val="36"/>
-      <w:sz w:val="48"/>
-      <w:szCs w:val="48"/>
-      <w:lang w:eastAsia="es-CO"/>
-    </w:rPr>
   </w:style>
   <w:style w:type="paragraph" w:styleId="Ttulo2">
     <w:name w:val="heading 2"/>
@@ -685,13 +1208,13 @@
     <w:link w:val="Ttulo2Car"/>
     <w:uiPriority w:val="9"/>
     <w:qFormat/>
-    <w:rsid w:val="002677BE"/>
+    <w:rsid w:val="002B4425"/>
     <w:pPr>
       <w:spacing w:before="100" w:beforeAutospacing="1" w:after="100" w:afterAutospacing="1" w:line="240" w:lineRule="auto"/>
       <w:outlineLvl w:val="1"/>
     </w:pPr>
     <w:rPr>
-      <w:rFonts w:ascii="Times New Roman" w:eastAsia="Times New Roman" w:hAnsi="Times New Roman" w:cs="Times New Roman"/>
+      <w:rFonts w:ascii="Times New Roman" w:hAnsi="Times New Roman" w:eastAsia="Times New Roman" w:cs="Times New Roman"/>
       <w:b/>
       <w:bCs/>
       <w:sz w:val="36"/>
@@ -699,13 +1222,13 @@
       <w:lang w:eastAsia="es-CO"/>
     </w:rPr>
   </w:style>
-  <w:style w:type="character" w:default="1" w:styleId="Fuentedeprrafopredeter">
+  <w:style w:type="character" w:styleId="Fuentedeprrafopredeter" w:default="1">
     <w:name w:val="Default Paragraph Font"/>
     <w:uiPriority w:val="1"/>
     <w:semiHidden/>
     <w:unhideWhenUsed/>
   </w:style>
-  <w:style w:type="table" w:default="1" w:styleId="Tablanormal">
+  <w:style w:type="table" w:styleId="Tablanormal" w:default="1">
     <w:name w:val="Normal Table"/>
     <w:uiPriority w:val="99"/>
     <w:semiHidden/>
@@ -720,36 +1243,20 @@
       </w:tblCellMar>
     </w:tblPr>
   </w:style>
-  <w:style w:type="numbering" w:default="1" w:styleId="Sinlista">
+  <w:style w:type="numbering" w:styleId="Sinlista" w:default="1">
     <w:name w:val="No List"/>
     <w:uiPriority w:val="99"/>
     <w:semiHidden/>
     <w:unhideWhenUsed/>
   </w:style>
-  <w:style w:type="character" w:customStyle="1" w:styleId="Ttulo1Car">
-    <w:name w:val="Título 1 Car"/>
-    <w:basedOn w:val="Fuentedeprrafopredeter"/>
-    <w:link w:val="Ttulo1"/>
-    <w:uiPriority w:val="9"/>
-    <w:rsid w:val="002677BE"/>
-    <w:rPr>
-      <w:rFonts w:ascii="Times New Roman" w:eastAsia="Times New Roman" w:hAnsi="Times New Roman" w:cs="Times New Roman"/>
-      <w:b/>
-      <w:bCs/>
-      <w:kern w:val="36"/>
-      <w:sz w:val="48"/>
-      <w:szCs w:val="48"/>
-      <w:lang w:eastAsia="es-CO"/>
-    </w:rPr>
-  </w:style>
-  <w:style w:type="character" w:customStyle="1" w:styleId="Ttulo2Car">
+  <w:style w:type="character" w:styleId="Ttulo2Car" w:customStyle="1">
     <w:name w:val="Título 2 Car"/>
     <w:basedOn w:val="Fuentedeprrafopredeter"/>
     <w:link w:val="Ttulo2"/>
     <w:uiPriority w:val="9"/>
-    <w:rsid w:val="002677BE"/>
+    <w:rsid w:val="002B4425"/>
     <w:rPr>
-      <w:rFonts w:ascii="Times New Roman" w:eastAsia="Times New Roman" w:hAnsi="Times New Roman" w:cs="Times New Roman"/>
+      <w:rFonts w:ascii="Times New Roman" w:hAnsi="Times New Roman" w:eastAsia="Times New Roman" w:cs="Times New Roman"/>
       <w:b/>
       <w:bCs/>
       <w:sz w:val="36"/>
@@ -763,12 +1270,12 @@
     <w:uiPriority w:val="99"/>
     <w:semiHidden/>
     <w:unhideWhenUsed/>
-    <w:rsid w:val="002677BE"/>
+    <w:rsid w:val="002B4425"/>
     <w:pPr>
       <w:spacing w:before="100" w:beforeAutospacing="1" w:after="100" w:afterAutospacing="1" w:line="240" w:lineRule="auto"/>
     </w:pPr>
     <w:rPr>
-      <w:rFonts w:ascii="Times New Roman" w:eastAsia="Times New Roman" w:hAnsi="Times New Roman" w:cs="Times New Roman"/>
+      <w:rFonts w:ascii="Times New Roman" w:hAnsi="Times New Roman" w:eastAsia="Times New Roman" w:cs="Times New Roman"/>
       <w:sz w:val="24"/>
       <w:szCs w:val="24"/>
       <w:lang w:eastAsia="es-CO"/>
@@ -779,17 +1286,29 @@
     <w:basedOn w:val="Fuentedeprrafopredeter"/>
     <w:uiPriority w:val="22"/>
     <w:qFormat/>
-    <w:rsid w:val="002677BE"/>
+    <w:rsid w:val="002B4425"/>
     <w:rPr>
       <w:b/>
       <w:bCs/>
+    </w:rPr>
+  </w:style>
+  <w:style w:type="character" w:styleId="Hipervnculo">
+    <w:name w:val="Hyperlink"/>
+    <w:basedOn w:val="Fuentedeprrafopredeter"/>
+    <w:uiPriority w:val="99"/>
+    <w:semiHidden/>
+    <w:unhideWhenUsed/>
+    <w:rsid w:val="002B4425"/>
+    <w:rPr>
+      <w:color w:val="0000FF"/>
+      <w:u w:val="single"/>
     </w:rPr>
   </w:style>
 </w:styles>
 </file>
 
 <file path=word/theme/theme1.xml><?xml version="1.0" encoding="utf-8"?>
-<a:theme xmlns:a="http://schemas.openxmlformats.org/drawingml/2006/main" name="Tema de Office">
+<a:theme xmlns:a="http://schemas.openxmlformats.org/drawingml/2006/main" xmlns:thm15="http://schemas.microsoft.com/office/thememl/2012/main" name="Tema de Office">
   <a:themeElements>
     <a:clrScheme name="Office">
       <a:dk1>
